--- a/templates/common-paper-cc-by-4.0/common-paper-one-way-nda/template.docx
+++ b/templates/common-paper-cc-by-4.0/common-paper-one-way-nda/template.docx
@@ -1548,6 +1548,11 @@
               </w:rPr>
             </w:pPr>
             <w:r>
+              <w:rPr>
+                <w:rFonts w:ascii="Arial" w:hAnsi="Arial" w:cs="Arial"/>
+                <w:sz w:val="18"/>
+                <w:szCs w:val="18"/>
+              </w:rPr>
               <w:t>{recipient_signatory_name}</w:t>
             </w:r>
           </w:p>
@@ -1641,6 +1646,11 @@
               </w:rPr>
             </w:pPr>
             <w:r>
+              <w:rPr>
+                <w:rFonts w:ascii="Arial" w:hAnsi="Arial" w:cs="Arial"/>
+                <w:sz w:val="18"/>
+                <w:szCs w:val="18"/>
+              </w:rPr>
               <w:t>{recipient_signatory_title_display}</w:t>
             </w:r>
           </w:p>
@@ -1851,6 +1861,11 @@
               </w:rPr>
             </w:pPr>
             <w:r>
+              <w:rPr>
+                <w:rFonts w:ascii="Arial" w:hAnsi="Arial" w:cs="Arial"/>
+                <w:sz w:val="18"/>
+                <w:szCs w:val="18"/>
+              </w:rPr>
               <w:t>{recipient_signatory_email}</w:t>
             </w:r>
           </w:p>
